--- a/超元网络白皮书_正式版_v1.2.docx
+++ b/超元网络白皮书_正式版_v1.2.docx
@@ -150,12 +150,20 @@
       </w:pPr>
       <w:r>
         <w:rPr>
-          <w:rFonts w:cs="Noto Serif CJK SC"/>
+          <w:rFonts w:ascii="Noto Sans CJK SC" w:hAnsi="Noto Sans CJK SC" w:eastAsia="Noto Sans CJK SC"/>
           <w:color w:val="687579"/>
           <w:sz w:val="20"/>
-          <w:lang w:eastAsia="zh-CN"/>
-        </w:rPr>
-        <w:t>超元网络项目组</w:t>
+        </w:rPr>
+        <w:t>作者：Wei Roy Wang · 超元网络项目组</w:t>
+        <w:br/>
+      </w:r>
+      <w:r>
+        <w:rPr>
+          <w:rFonts w:ascii="Noto Sans CJK SC" w:hAnsi="Noto Sans CJK SC" w:eastAsia="Noto Sans CJK SC"/>
+          <w:color w:val="687579"/>
+          <w:sz w:val="16"/>
+        </w:rPr>
+        <w:t>GitHub：github.com/aspttwwly · 版权所有 © 2026 Wei Roy Wang。保留所有权利。</w:t>
       </w:r>
     </w:p>
     <w:p>
